--- a/data/outputs/v2/Grade11/Biology/Lesson_Plans/SS1.4_Cell_Division/Biology_Cell_Division_SummaryTable.docx
+++ b/data/outputs/v2/Grade11/Biology/Lesson_Plans/SS1.4_Cell_Division/Biology_Cell_Division_SummaryTable.docx
@@ -2093,7 +2093,7 @@
         </w:rPr>
         <w:t xml:space="preserve">© 2026 SeaVuria and ARES. This work is licensed under a </w:t>
       </w:r>
-      <w:hyperlink w:history="1" r:id="rIdlmuupukxffavrscj4gm9s">
+      <w:hyperlink w:history="1" r:id="rId7uljckecdacg88vq-msyd">
         <w:r>
           <w:rPr>
             <w:rFonts w:ascii="Arial" w:cs="Arial" w:eastAsia="Arial" w:hAnsi="Arial"/>
@@ -2113,7 +2113,7 @@
         </w:rPr>
         <w:t xml:space="preserve"> (</w:t>
       </w:r>
-      <w:hyperlink w:history="1" r:id="rIdhelpgleq12m3nqtupomyz">
+      <w:hyperlink w:history="1" r:id="rIdyao9sw-vivo3n3gidbs0j">
         <w:r>
           <w:rPr>
             <w:rFonts w:ascii="Arial" w:cs="Arial" w:eastAsia="Arial" w:hAnsi="Arial"/>
@@ -2133,7 +2133,7 @@
         </w:rPr>
         <w:t xml:space="preserve">). To view a copy of this license, visit </w:t>
       </w:r>
-      <w:hyperlink w:history="1" r:id="rIdznz5klxtpjardsceyashv">
+      <w:hyperlink w:history="1" r:id="rId-w6ma1k9lcxwr_w8xf4hx">
         <w:r>
           <w:rPr>
             <w:rFonts w:ascii="Arial" w:cs="Arial" w:eastAsia="Arial" w:hAnsi="Arial"/>

--- a/data/outputs/v2/Grade11/Biology/Lesson_Plans/SS1.4_Cell_Division/Biology_Cell_Division_SummaryTable.docx
+++ b/data/outputs/v2/Grade11/Biology/Lesson_Plans/SS1.4_Cell_Division/Biology_Cell_Division_SummaryTable.docx
@@ -564,7 +564,7 @@
                 <w:sz w:val="18"/>
                 <w:szCs w:val="18"/>
               </w:rPr>
-              <w:t xml:space="preserve">Students compared a newborn's size with a 15-year-old's (e.g. a baby in Kisumu and a Form 1 learner) and noted that the teenager is far larger. Students also noticed that cells are too small to see, so a bigger body must contain many more cells, not just bigger ones. Teacher note: record student ideas on the Driving Question Board (DQB) without correcting them yet. Use WAIT TIME of 5 seconds after each question and cold-call 3 students.</w:t>
+              <w:t xml:space="preserve">We watched a time-lapse of a child growing over 14 years and compared baby photographs with how we look now. A newborn of about 3 kg became a teenager of 50 kg or more.</w:t>
             </w:r>
           </w:p>
         </w:tc>
@@ -596,7 +596,7 @@
                 <w:sz w:val="18"/>
                 <w:szCs w:val="18"/>
               </w:rPr>
-              <w:t xml:space="preserve">Growth involves a huge increase in the NUMBER of cells. Eating ugali, sukuma wiki and beans supplies materials and energy but does not by itself explain where the new cells come from. At this point students do not yet know how new cells form, and this gap should be treated as a productive question. Teacher note: accept all predictions, such as 'cells split', 'food turns into cells' or 'cells just get bigger', and return to them in later lessons.</w:t>
+              <w:t xml:space="preserve">Growth involves a huge increase in the number of cells, and eating food alone does not explain where the new cells come from. We do not yet know how new cells are made or how each gets the right instructions.</w:t>
             </w:r>
           </w:p>
         </w:tc>
@@ -628,7 +628,7 @@
                 <w:sz w:val="18"/>
                 <w:szCs w:val="18"/>
               </w:rPr>
-              <w:t xml:space="preserve">Students explained that the body must have a way of making many new cells from existing ones, but they could not yet say how. Their initial models should show a baby, a teenager and a question mark for the missing process. Teacher note: look for the misconception that food directly becomes cells, and keep a record of it to revisit in Lesson 10. Link back to the phenomenon by asking 'What must happen to the cell count between birth and age 15?'</w:t>
+              <w:t xml:space="preserve">Our first ideas are that cells might grow bigger, multiply, or be made from food. We posted questions on the DQB under 'How does growth occur?' and will test our initial models in the next lessons.</w:t>
             </w:r>
           </w:p>
         </w:tc>
@@ -713,7 +713,7 @@
                 <w:sz w:val="18"/>
                 <w:szCs w:val="18"/>
               </w:rPr>
-              <w:t xml:space="preserve">Students studied diagrams and models of a parent cell dividing into two daughter cells, and of a chromosome with two chromatids joined at a centromere. They noticed that the nucleus holds the chromosomes before division. Teacher note: a pipe-cleaner or string model of a chromosome works well when no projector is available.</w:t>
+              <w:t xml:space="preserve">We observed diagrams where one cell became two (or more) cells after division, and our observation table recorded the counts. We built a clay model of 1 cell → 2 cells and saw that each new cell needs something from the original cell. We observed an unlabelled chromosome diagram with two identical arms joined at one point.</w:t>
             </w:r>
           </w:p>
         </w:tc>
@@ -745,7 +745,7 @@
                 <w:sz w:val="18"/>
                 <w:szCs w:val="18"/>
               </w:rPr>
-              <w:t xml:space="preserve">Cell division is the process by which a parent cell divides to form new daughter cells, and this is how the body makes the many new cells needed for growth. A chromosome is made of DNA coiled with proteins, and a duplicated chromosome consists of two identical sister chromatids joined at the centromere. Genes are sections of DNA on chromosomes. Teacher note: stress that chromatids are identical copies, since students often confuse them with homologous chromosomes.</w:t>
+              <w:t xml:space="preserve">Cell division is the process by which a parent cell divides to form new daughter cells, which is how the body makes the many new cells needed for growth. Chromosomes carry the genetic information (DNA and genes) that each new cell needs. A chromosome has two chromatids joined at a centromere.</w:t>
             </w:r>
           </w:p>
         </w:tc>
@@ -777,7 +777,7 @@
                 <w:sz w:val="18"/>
                 <w:szCs w:val="18"/>
               </w:rPr>
-              <w:t xml:space="preserve">Students used this knowledge to propose that growth happens as existing cells divide, so one cell becomes two, then four, then eight. DNA must be copied before division so each daughter cell gets a full set of instructions. Teacher note: ask 'Why must DNA be copied first?' and wait 5 seconds. Add new questions to the DQB, such as 'How exactly do the chromosomes get shared equally?'</w:t>
+              <w:t xml:space="preserve">A child grows from 3 kg to 50 kg because existing cells divide to form new cells, not because food turns directly into cells. For the new cells to work properly, the original cell must pass on chromosomes carrying genetic information. We still need to explain what happens to chromosomes during cell division so that each new cell gets the correct genetic information.</w:t>
             </w:r>
           </w:p>
         </w:tc>
@@ -862,7 +862,7 @@
                 <w:sz w:val="18"/>
                 <w:szCs w:val="18"/>
               </w:rPr>
-              <w:t xml:space="preserve">Students examined diagrams, photographs or models of cells in each stage of mitosis and arranged them in order. They noticed chromosomes condensing, lining up in the middle, separating and moving to opposite poles. Teacher note: a card-sort activity in groups of four works well, and learners should justify their order using evidence from the images.</w:t>
+              <w:t xml:space="preserve">We observed in the mitosis diagram that chromosomes became visible, lined up in the middle of the cell, separated and moved to opposite ends, two new nuclei formed, and the cell divided into two cells.</w:t>
             </w:r>
           </w:p>
         </w:tc>
@@ -894,7 +894,7 @@
                 <w:sz w:val="18"/>
                 <w:szCs w:val="18"/>
               </w:rPr>
-              <w:t xml:space="preserve">Mitosis has four stages, prophase, metaphase, anaphase and telophase, followed by cytokinesis. It produces two genetically identical daughter cells, each with the same number of chromosomes as the parent. In prophase chromosomes condense, in metaphase they line up at the equator, in anaphase chromatids separate, and in telophase two nuclei form. Teacher note: a mnemonic such as PMAT helps, but check that students understand what happens and do not just memorise the letters.</w:t>
+              <w:t xml:space="preserve">We learned that mitosis has four stages, prophase, metaphase, anaphase and telophase, followed by cytokinesis, and that it produces two daughter cells with the same chromosomes as the parent cell.</w:t>
             </w:r>
           </w:p>
         </w:tc>
@@ -926,7 +926,7 @@
                 <w:sz w:val="18"/>
                 <w:szCs w:val="18"/>
               </w:rPr>
-              <w:t xml:space="preserve">Students explained that mitosis answers part of the driving question, since one cell becomes two identical cells and repeated rounds produce billions of cells. The equal sharing of chromatids ensures each new cell has a complete set of DNA. Teacher note: probe with 'What would happen if chromatids did not separate evenly?' Update the class model with a mitosis cycle arrow.</w:t>
+              <w:t xml:space="preserve">We can explain that a child grows because mitosis copies and shares chromosomes accurately, so one cell becomes two identical cells, which increases cell number for growth and repair. We still ask: if mitosis makes similar body cells, how are the cells for sexual reproduction produced?</w:t>
             </w:r>
           </w:p>
         </w:tc>
@@ -1011,7 +1011,7 @@
                 <w:sz w:val="18"/>
                 <w:szCs w:val="18"/>
               </w:rPr>
-              <w:t xml:space="preserve">Students compared the human body cell chromosome number (46) with sperm and egg cells (23) using diagrams and chromosome models. They followed the two divisions, meiosis I and meiosis II, and counted the cells produced. Teacher note: use different coloured pipe cleaners for maternal and paternal chromosomes to show pairing and separation.</w:t>
+              <w:t xml:space="preserve">We observed unlabelled pictures of meiosis and sequenced them, watched videos of meiosis I and II, read about the stages, and calculated that two cells with 46 chromosomes each would give a zygote with 92 chromosomes.</w:t>
             </w:r>
           </w:p>
         </w:tc>
@@ -1043,7 +1043,7 @@
                 <w:sz w:val="18"/>
                 <w:szCs w:val="18"/>
               </w:rPr>
-              <w:t xml:space="preserve">Meiosis is a division in reproductive organs that has two divisions (meiosis I and meiosis II) and produces four cells, each with half the chromosome number of the parent (haploid). In meiosis I homologous chromosomes separate, and in meiosis II chromatids separate. Fertilisation restores 46 chromosomes. Teacher note: stress that meiosis makes gametes, not growth cells, and that the daughter cells are genetically different.</w:t>
+              <w:t xml:space="preserve">We learned that meiosis is a division in reproductive organs that has two divisions (meiosis I and meiosis II) and produces four cells, each with half the chromosome number (23). In meiosis I homologous chromosomes separate, and in meiosis II sister chromatids separate.</w:t>
             </w:r>
           </w:p>
         </w:tc>
@@ -1075,7 +1075,7 @@
                 <w:sz w:val="18"/>
                 <w:szCs w:val="18"/>
               </w:rPr>
-              <w:t xml:space="preserve">Students explained that meiosis is not the process that makes the large number of cells for growth, because it halves the chromosome number and occurs only in reproductive organs. It keeps the chromosome number constant across generations, because 23 + 23 = 46 at fertilisation. Teacher note: ask students to contrast mitosis and meiosis in a two-column table. Revisit the DQB to separate growth questions from reproduction questions.</w:t>
+              <w:t xml:space="preserve">We can explain that sperm and egg cells must have 23 chromosomes because meiosis halves the chromosome number, so that when they fuse at fertilisation the zygote has 46 chromosomes again and can then divide by mitosis to grow into a child. Without meiosis the number would double in each generation. We still wonder: What would happen to an organism if mitosis and meiosis did not occur?</w:t>
             </w:r>
           </w:p>
         </w:tc>
@@ -1160,7 +1160,7 @@
                 <w:sz w:val="18"/>
                 <w:szCs w:val="18"/>
               </w:rPr>
-              <w:t xml:space="preserve">Students read case studies on a child's growth, a wound healing on the skin, roots growing in a maize seedling or sweet potato cutting, and a child resembling but not identical to the parents. They identified the type of division involved in each case. Teacher note: assign one case to each group and use a jigsaw share-out.</w:t>
+              <w:t xml:space="preserve">Case studies of a growing child, a healing skin cut, a plant producing new roots and shoots, a chicken producing offspring and parents producing children with different characteristics; for each we looked at evidence such as identical or different cells, chromosome numbers and the purpose of the new cells.</w:t>
             </w:r>
           </w:p>
         </w:tc>
@@ -1192,7 +1192,7 @@
                 <w:sz w:val="18"/>
                 <w:szCs w:val="18"/>
               </w:rPr>
-              <w:t xml:space="preserve">Mitosis produces genetically identical diploid cells for growth, repair and asexual reproduction in plants, which is how a child makes billions of new cells. Meiosis produces gametes with variation, so offspring differ from their parents and from each other. Teacher note: link variation to the idea that siblings in the same Kenyan family look similar but not identical.</w:t>
+              <w:t xml:space="preserve">Mitosis produces genetically identical diploid cells for growth, repair and asexual reproduction in plants, which is how a child makes billions of new cells with the right instructions. Meiosis produces haploid gametes with different combinations of genes, so fertilisation restores the chromosome number and offspring vary from their parents.</w:t>
             </w:r>
           </w:p>
         </w:tc>
@@ -1224,7 +1224,7 @@
                 <w:sz w:val="18"/>
                 <w:szCs w:val="18"/>
               </w:rPr>
-              <w:t xml:space="preserve">Students used evidence from the cases to explain that growth and healing depend on mitosis, since new cells must match the old ones. They argued that meiosis explains variation and not growth. Teacher note: use a claim-evidence-reasoning frame, and cold-call 3 groups to share. Update the model with labels showing 'mitosis: growth and repair' and 'meiosis: gametes'.</w:t>
+              <w:t xml:space="preserve">A 3 kg baby becomes a 50 kg teenager because body cells divide repeatedly by mitosis, using materials from food, with each new cell receiving an identical full set of chromosomes. Meiosis is used only to make gametes for sexual reproduction. New question: How can a single organism produce a new organism without producing sex cells?</w:t>
             </w:r>
           </w:p>
         </w:tc>
@@ -1309,7 +1309,7 @@
                 <w:sz w:val="18"/>
                 <w:szCs w:val="18"/>
               </w:rPr>
-              <w:t xml:space="preserve">Students observed images or a demonstration of yeast budding (e.g. yeast used in making mandazi or brewing) and bacteria dividing by binary fission. They noticed that the buds are smaller than the parent yeast cell, while the two bacterial cells are equal. Teacher note: a simple yeast and sugar mixture in warm water shows yeast activity if a microscope is available.</w:t>
+              <w:t xml:space="preserve">We observed that yeast produces a small bud that grows and separates from the parent, while a bacterium copies its chromosome, elongates and splits into two equal cells. A single bacterium dividing every 20 minutes gives 64 cells after 2 hours.</w:t>
             </w:r>
           </w:p>
         </w:tc>
@@ -1341,7 +1341,7 @@
                 <w:sz w:val="18"/>
                 <w:szCs w:val="18"/>
               </w:rPr>
-              <w:t xml:space="preserve">Budding gives unequal parent and daughter cells (yeast), while binary fission gives two equal cells (bacteria). Both involve copying genetic material before dividing, and both are forms of asexual reproduction in which one parent produces genetically identical offspring. Teacher note: clarify that in these organisms cell division makes new organisms, while in humans it makes more cells in one body.</w:t>
+              <w:t xml:space="preserve">We learned that budding gives unequal parent and daughter cells (yeast), binary fission gives two equal cells (bacteria), and both involve copying genetic material before the cell divides. Both are fast ways to increase cell numbers.</w:t>
             </w:r>
           </w:p>
         </w:tc>
@@ -1373,7 +1373,7 @@
                 <w:sz w:val="18"/>
                 <w:szCs w:val="18"/>
               </w:rPr>
-              <w:t xml:space="preserve">Students explained that copying DNA and then dividing is a common pattern across living things, supporting the idea that new cells arise from existing cells. They compared these methods with mitosis in a human body. Teacher note: ask 'How is binary fission similar to mitosis, and how is it different?' and give 5 seconds of wait time. Add to the DQB: 'Do all cells divide in the same way?'</w:t>
+              <w:t xml:space="preserve">Budding and binary fission are forms of asexual reproduction in which a new organism arises from a single parent without fusion of sex cells, so the offspring are genetically identical to the parent. This shows how cell division produces new cells, as in the growth of a child, and raises the question of how the mechanisms and types compare in more detail.</w:t>
             </w:r>
           </w:p>
         </w:tc>
@@ -1458,7 +1458,7 @@
                 <w:sz w:val="18"/>
                 <w:szCs w:val="18"/>
               </w:rPr>
-              <w:t xml:space="preserve">Students prepared or viewed slides of onion root tips under the microscope, and counted cells in interphase and in the different stages of mitosis. They noticed many cells dividing near the tip and few further back. Teacher note: if no microscope or stained slide is available, use prepared photographs. Remind students to use low power first, then high power, and to draw only what they see.</w:t>
+              <w:t xml:space="preserve">We prepared onion root tip squashes and, using a light microscope, saw cells at different stages of mitosis (interphase, prophase, metaphase, anaphase, telophase) in the growing tip. Most cells were in interphase, and a smaller number were dividing.</w:t>
             </w:r>
           </w:p>
         </w:tc>
@@ -1490,7 +1490,7 @@
                 <w:sz w:val="18"/>
                 <w:szCs w:val="18"/>
               </w:rPr>
-              <w:t xml:space="preserve">Mitosis is how existing cells divide to form two identical daughter cells, each with a full set of chromosomes. Growing tissues such as root tips have many cells in division. Most cells in a sample are in interphase because it is the longest phase. Teacher note: a tally of cells in each stage can be used to show that dividing is a short but busy part of the cell cycle.</w:t>
+              <w:t xml:space="preserve">Mitosis is how existing cells divide to form two identical daughter cells, each with a full set of chromosomes. Growing tissues have many cells in division. Safety precautions are essential when using microscopes, stains and acids.</w:t>
             </w:r>
           </w:p>
         </w:tc>
@@ -1522,7 +1522,7 @@
                 <w:sz w:val="18"/>
                 <w:szCs w:val="18"/>
               </w:rPr>
-              <w:t xml:space="preserve">Students used their counts as evidence that growing regions contain more dividing cells, so cell division is directly linked to growth. They related the root tip of an onion or maize to growth in children. Teacher note: ask 'What evidence from your slide shows that growth is happening here?' Students should add the practical results to their model as real data.</w:t>
+              <w:t xml:space="preserve">A child grows from about 3 kg to 50 kg or more because cells in growing tissues divide by mitosis again and again, doubling the number of cells each time. Food provides the energy and materials, but the new cells come from the division of existing cells, each receiving the same instructions (chromosomes).</w:t>
             </w:r>
           </w:p>
         </w:tc>
@@ -1607,7 +1607,7 @@
                 <w:sz w:val="18"/>
                 <w:szCs w:val="18"/>
               </w:rPr>
-              <w:t xml:space="preserve">Students studied examples of how cell division works in practice, such as growth from baby to teenager, wound repair and tissue culture of bananas in Kenyan laboratories (e.g. banana tissue culture for farmers in Kisii, Meru and the Rift Valley). They noted that new plants grow from a few cells. Teacher note: bring in a picture of tissue-cultured banana plantlets to make the example concrete.</w:t>
+              <w:t xml:space="preserve">We observed that growth, repair of injured tissues, and reproduction in organisms such as yeast and plants all involve an increase in the number of cells. We saw how a tissue culture of a banana or tea plant starts with a small piece of plant (explant) that grows into a callus, then shoots and roots, forming many identical plantlets.</w:t>
             </w:r>
           </w:p>
         </w:tc>
@@ -1639,7 +1639,7 @@
                 <w:sz w:val="18"/>
                 <w:szCs w:val="18"/>
               </w:rPr>
-              <w:t xml:space="preserve">Cell division by mitosis produces genetically identical cells for growth, repair and asexual reproduction, while meiosis produces gametes and variation. Tissue culture uses mitosis to make many identical, disease-free banana plants from small pieces of tissue. Teacher note: connect this to food security and farmer incomes, which are relevant to many Kenyan learners.</w:t>
+              <w:t xml:space="preserve">We learned that cell division by mitosis produces genetically identical cells for growth, repair and asexual reproduction, while meiosis produces gametes for sexual reproduction and variation. Tissue culture uses repeated mitosis in sterile nutrient medium to produce many disease-free clones quickly. Food provides the raw materials and energy; cell division provides the new cells.</w:t>
             </w:r>
           </w:p>
         </w:tc>
@@ -1671,7 +1671,7 @@
                 <w:sz w:val="18"/>
                 <w:szCs w:val="18"/>
               </w:rPr>
-              <w:t xml:space="preserve">Students explained why tissue culture banana plants are identical to the parent plant, since they come from mitosis. They also explained that the same process makes the new cells in a growing child. Teacher note: ask students to give a claim and evidence in pairs, then cold-call 3 pairs. Update the DQB by marking the questions that can now be answered.</w:t>
+              <w:t xml:space="preserve">The body produces the enormous number of new cells needed for growth because existing cells divide repeatedly by mitosis, starting from one fertilised egg, doubling the cell number again and again. Each new cell receives a full copy of the chromosomes, so it has the right instructions. The same principle lets farmers in Kenya multiply bananas and tea through tissue culture.</w:t>
             </w:r>
           </w:p>
         </w:tc>
@@ -1756,7 +1756,7 @@
                 <w:sz w:val="18"/>
                 <w:szCs w:val="18"/>
               </w:rPr>
-              <w:t xml:space="preserve">Students watched animations, or followed teacher-drawn step-by-step diagrams where no devices are available, of mitosis and meiosis side by side. They noticed that mitosis has one division and gives two cells, while meiosis has two divisions and gives four cells. Teacher note: pause the animation after each stage and ask students to predict the next step before continuing.</w:t>
+              <w:t xml:space="preserve">We watched animations of mitosis and meiosis and saw chromosomes copy, line up, separate and move into new cells. In mitosis one cell made two identical cells with the same number of chromosomes; in meiosis one cell made four cells, each with half the number of chromosomes. We saw models of these stages from our classmates.</w:t>
             </w:r>
           </w:p>
         </w:tc>
@@ -1788,7 +1788,7 @@
                 <w:sz w:val="18"/>
                 <w:szCs w:val="18"/>
               </w:rPr>
-              <w:t xml:space="preserve">Mitosis produces genetically identical diploid cells for growth and repair, such as bone, skin and the root tips of maize. Meiosis produces haploid gametes that differ genetically, and these combine at fertilisation. Teacher note: use a comparison table with the headings where it occurs, number of divisions, number of cells, chromosome number, genetic identity and purpose.</w:t>
+              <w:t xml:space="preserve">Mitosis produces genetically identical diploid cells for growth and repair, such as bone, skin and the root tips of maize. Meiosis produces haploid gametes with different gene combinations for sexual reproduction. DNA is copied before division so that each new cell receives a full set of instructions. Food gives energy and raw materials but does not turn into cells by itself.</w:t>
             </w:r>
           </w:p>
         </w:tc>
@@ -1820,7 +1820,7 @@
                 <w:sz w:val="18"/>
                 <w:szCs w:val="18"/>
               </w:rPr>
-              <w:t xml:space="preserve">Students used the comparison to explain that only mitosis can account for the huge increase in cell number needed for growth. Meiosis is needed for reproduction, not growth. Teacher note: listen for the common error of saying meiosis makes skin cells, and correct it with evidence. Students should revise the class model to show both processes in their correct places.</w:t>
+              <w:t xml:space="preserve">A child grows from 3 kg to 50 kg because the fertilised egg divides again and again by mitosis, doubling cell numbers each round (1, 2, 4, 8, 16...) until billions of cells exist. Each new cell receives an exact copy of the chromosomes, so it has the right instructions to work properly. Meiosis earlier formed the egg and sperm that joined to make the first cell, keeping the chromosome number constant from one generation to the next.</w:t>
             </w:r>
           </w:p>
         </w:tc>
@@ -1905,7 +1905,7 @@
                 <w:sz w:val="18"/>
                 <w:szCs w:val="18"/>
               </w:rPr>
-              <w:t xml:space="preserve">Students reviewed their DQB, earlier models, practical results and case studies, and compared their first ideas from Lesson 1 with what they now know. They noticed how much their understanding had changed. Teacher note: display the Lesson 1 predictions next to the final models to make the change visible.</w:t>
+              <w:t xml:space="preserve">We observed the baby photographs and growth time-lapse again, onion root tip cells in different stages of mitosis, chromosome models, animations of mitosis and meiosis, budding yeast, bacteria dividing by binary fission and examples of tissue culture. We also compared our Lesson 1 drawing with our final model.</w:t>
             </w:r>
           </w:p>
         </w:tc>
@@ -1937,7 +1937,7 @@
                 <w:sz w:val="18"/>
                 <w:szCs w:val="18"/>
               </w:rPr>
-              <w:t xml:space="preserve">Growth happens mainly because the number of cells increases. Existing cells copy their DNA and divide by mitosis into two identical daughter cells, and repeating this many times produces billions of cells. Food provides the energy and materials for this process but does not turn directly into cells. Meiosis makes gametes and is not responsible for growth. Teacher note: emphasise that cells also enlarge and specialise, but cell division supplies the increase in number.</w:t>
+              <w:t xml:space="preserve">We learned that growth happens mainly because the number of cells increases. Existing cells copy their DNA and divide by mitosis into two identical daughter cells with the same chromosome number, so each new cell gets the right instructions. Meiosis makes gametes with half the chromosomes, and fertilisation forms a zygote that begins the growth of a new individual. Budding and binary fission are forms of cell division in yeast and bacteria, and tissue culture uses cell division to grow many plants from small pieces of tissue.</w:t>
             </w:r>
           </w:p>
         </w:tc>
@@ -1969,7 +1969,7 @@
                 <w:sz w:val="18"/>
                 <w:szCs w:val="18"/>
               </w:rPr>
-              <w:t xml:space="preserve">Students gave a complete explanation of the phenomenon: a newborn grows into a teenager as cells repeatedly copy their DNA and divide by mitosis, using nutrients from foods such as ugali, beans and sukuma wiki. They used evidence from the onion root tip practical, the case studies and the tissue culture bananas. Teacher note: assess using a labelled final model and a written or oral explanation, and give a 5-second WAIT TIME after each question. Check that students have corrected earlier misconceptions about food becoming cells.</w:t>
+              <w:t xml:space="preserve">A child grows from 3 kg to 50 kg because the zygote and later body cells divide by mitosis again and again (1, 2, 4, 8, 16...), producing billions of cells. Before each division, DNA is copied, so every daughter cell has identical chromosomes and the right instructions. Food such as ugali, beans and sukuma wiki supplies the raw materials and energy for making new cells, and cells then differentiate into specialised types like muscle, bone, blood and nerve cells.</w:t>
             </w:r>
           </w:p>
         </w:tc>
@@ -2093,7 +2093,7 @@
         </w:rPr>
         <w:t xml:space="preserve">© 2026 SeaVuria and ARES. This work is licensed under a </w:t>
       </w:r>
-      <w:hyperlink w:history="1" r:id="rId7uljckecdacg88vq-msyd">
+      <w:hyperlink w:history="1" r:id="rIdge3zdaggn0c1l2vjfd7l8">
         <w:r>
           <w:rPr>
             <w:rFonts w:ascii="Arial" w:cs="Arial" w:eastAsia="Arial" w:hAnsi="Arial"/>
@@ -2113,7 +2113,7 @@
         </w:rPr>
         <w:t xml:space="preserve"> (</w:t>
       </w:r>
-      <w:hyperlink w:history="1" r:id="rIdyao9sw-vivo3n3gidbs0j">
+      <w:hyperlink w:history="1" r:id="rId_mfkukiu7cl2su1e-9pwj">
         <w:r>
           <w:rPr>
             <w:rFonts w:ascii="Arial" w:cs="Arial" w:eastAsia="Arial" w:hAnsi="Arial"/>
@@ -2133,7 +2133,7 @@
         </w:rPr>
         <w:t xml:space="preserve">). To view a copy of this license, visit </w:t>
       </w:r>
-      <w:hyperlink w:history="1" r:id="rId-w6ma1k9lcxwr_w8xf4hx">
+      <w:hyperlink w:history="1" r:id="rId9ww2a7tmb5eribpot5fjy">
         <w:r>
           <w:rPr>
             <w:rFonts w:ascii="Arial" w:cs="Arial" w:eastAsia="Arial" w:hAnsi="Arial"/>

--- a/data/outputs/v2/Grade11/Biology/Lesson_Plans/SS1.4_Cell_Division/Biology_Cell_Division_SummaryTable.docx
+++ b/data/outputs/v2/Grade11/Biology/Lesson_Plans/SS1.4_Cell_Division/Biology_Cell_Division_SummaryTable.docx
@@ -2093,7 +2093,7 @@
         </w:rPr>
         <w:t xml:space="preserve">© 2026 SeaVuria and ARES. This work is licensed under a </w:t>
       </w:r>
-      <w:hyperlink w:history="1" r:id="rIdge3zdaggn0c1l2vjfd7l8">
+      <w:hyperlink w:history="1" r:id="rIdpgzvefghd5byblbyoj6ze">
         <w:r>
           <w:rPr>
             <w:rFonts w:ascii="Arial" w:cs="Arial" w:eastAsia="Arial" w:hAnsi="Arial"/>
@@ -2113,7 +2113,7 @@
         </w:rPr>
         <w:t xml:space="preserve"> (</w:t>
       </w:r>
-      <w:hyperlink w:history="1" r:id="rId_mfkukiu7cl2su1e-9pwj">
+      <w:hyperlink w:history="1" r:id="rIdugzmgv_ro-4ojju8zn4b4">
         <w:r>
           <w:rPr>
             <w:rFonts w:ascii="Arial" w:cs="Arial" w:eastAsia="Arial" w:hAnsi="Arial"/>
@@ -2133,7 +2133,7 @@
         </w:rPr>
         <w:t xml:space="preserve">). To view a copy of this license, visit </w:t>
       </w:r>
-      <w:hyperlink w:history="1" r:id="rId9ww2a7tmb5eribpot5fjy">
+      <w:hyperlink w:history="1" r:id="rIdtv9ervrntjneana8g6v5s">
         <w:r>
           <w:rPr>
             <w:rFonts w:ascii="Arial" w:cs="Arial" w:eastAsia="Arial" w:hAnsi="Arial"/>

--- a/data/outputs/v2/Grade11/Biology/Lesson_Plans/SS1.4_Cell_Division/Biology_Cell_Division_SummaryTable.docx
+++ b/data/outputs/v2/Grade11/Biology/Lesson_Plans/SS1.4_Cell_Division/Biology_Cell_Division_SummaryTable.docx
@@ -2093,7 +2093,7 @@
         </w:rPr>
         <w:t xml:space="preserve">© 2026 SeaVuria and ARES. This work is licensed under a </w:t>
       </w:r>
-      <w:hyperlink w:history="1" r:id="rIdpgzvefghd5byblbyoj6ze">
+      <w:hyperlink w:history="1" r:id="rIdt057pisu4c_ngkh-ezx1k">
         <w:r>
           <w:rPr>
             <w:rFonts w:ascii="Arial" w:cs="Arial" w:eastAsia="Arial" w:hAnsi="Arial"/>
@@ -2113,7 +2113,7 @@
         </w:rPr>
         <w:t xml:space="preserve"> (</w:t>
       </w:r>
-      <w:hyperlink w:history="1" r:id="rIdugzmgv_ro-4ojju8zn4b4">
+      <w:hyperlink w:history="1" r:id="rIdvwoirkpexnben9eiwhsaw">
         <w:r>
           <w:rPr>
             <w:rFonts w:ascii="Arial" w:cs="Arial" w:eastAsia="Arial" w:hAnsi="Arial"/>
@@ -2133,7 +2133,7 @@
         </w:rPr>
         <w:t xml:space="preserve">). To view a copy of this license, visit </w:t>
       </w:r>
-      <w:hyperlink w:history="1" r:id="rIdtv9ervrntjneana8g6v5s">
+      <w:hyperlink w:history="1" r:id="rId6b01djv2bjotj1xrtauix">
         <w:r>
           <w:rPr>
             <w:rFonts w:ascii="Arial" w:cs="Arial" w:eastAsia="Arial" w:hAnsi="Arial"/>

--- a/data/outputs/v2/Grade11/Biology/Lesson_Plans/SS1.4_Cell_Division/Biology_Cell_Division_SummaryTable.docx
+++ b/data/outputs/v2/Grade11/Biology/Lesson_Plans/SS1.4_Cell_Division/Biology_Cell_Division_SummaryTable.docx
@@ -1458,7 +1458,7 @@
                 <w:sz w:val="18"/>
                 <w:szCs w:val="18"/>
               </w:rPr>
-              <w:t xml:space="preserve">We prepared onion root tip squashes and, using a light microscope, saw cells at different stages of mitosis (interphase, prophase, metaphase, anaphase, telophase) in the growing tip. Most cells were in interphase, and a smaller number were dividing.</w:t>
+              <w:t xml:space="preserve">We prepared onion root tip squashes and, using a light microscope, saw cells at different stages of the cell cycle (interphase, and the mitosis stages prophase, metaphase, anaphase, telophase) in the growing tip. Most cells were in interphase, and a smaller number were dividing.</w:t>
             </w:r>
           </w:p>
         </w:tc>
@@ -2093,7 +2093,7 @@
         </w:rPr>
         <w:t xml:space="preserve">© 2026 SeaVuria and ARES. This work is licensed under a </w:t>
       </w:r>
-      <w:hyperlink w:history="1" r:id="rIdt057pisu4c_ngkh-ezx1k">
+      <w:hyperlink w:history="1" r:id="rIdzuujwooxqfgwe0v9eop5z">
         <w:r>
           <w:rPr>
             <w:rFonts w:ascii="Arial" w:cs="Arial" w:eastAsia="Arial" w:hAnsi="Arial"/>
@@ -2113,7 +2113,7 @@
         </w:rPr>
         <w:t xml:space="preserve"> (</w:t>
       </w:r>
-      <w:hyperlink w:history="1" r:id="rIdvwoirkpexnben9eiwhsaw">
+      <w:hyperlink w:history="1" r:id="rId-jc891uc2g0fubssuwhul">
         <w:r>
           <w:rPr>
             <w:rFonts w:ascii="Arial" w:cs="Arial" w:eastAsia="Arial" w:hAnsi="Arial"/>
@@ -2133,7 +2133,7 @@
         </w:rPr>
         <w:t xml:space="preserve">). To view a copy of this license, visit </w:t>
       </w:r>
-      <w:hyperlink w:history="1" r:id="rId6b01djv2bjotj1xrtauix">
+      <w:hyperlink w:history="1" r:id="rIdnmcgotkcaohdpkhenzzpl">
         <w:r>
           <w:rPr>
             <w:rFonts w:ascii="Arial" w:cs="Arial" w:eastAsia="Arial" w:hAnsi="Arial"/>

--- a/data/outputs/v2/Grade11/Biology/Lesson_Plans/SS1.4_Cell_Division/Biology_Cell_Division_SummaryTable.docx
+++ b/data/outputs/v2/Grade11/Biology/Lesson_Plans/SS1.4_Cell_Division/Biology_Cell_Division_SummaryTable.docx
@@ -2093,7 +2093,7 @@
         </w:rPr>
         <w:t xml:space="preserve">© 2026 SeaVuria and ARES. This work is licensed under a </w:t>
       </w:r>
-      <w:hyperlink w:history="1" r:id="rIdzuujwooxqfgwe0v9eop5z">
+      <w:hyperlink w:history="1" r:id="rIdiazasrudzg3psid2vhh8h">
         <w:r>
           <w:rPr>
             <w:rFonts w:ascii="Arial" w:cs="Arial" w:eastAsia="Arial" w:hAnsi="Arial"/>
@@ -2113,7 +2113,7 @@
         </w:rPr>
         <w:t xml:space="preserve"> (</w:t>
       </w:r>
-      <w:hyperlink w:history="1" r:id="rId-jc891uc2g0fubssuwhul">
+      <w:hyperlink w:history="1" r:id="rId1z1zvkosqhcxmj3nfw3yx">
         <w:r>
           <w:rPr>
             <w:rFonts w:ascii="Arial" w:cs="Arial" w:eastAsia="Arial" w:hAnsi="Arial"/>
@@ -2133,7 +2133,7 @@
         </w:rPr>
         <w:t xml:space="preserve">). To view a copy of this license, visit </w:t>
       </w:r>
-      <w:hyperlink w:history="1" r:id="rIdnmcgotkcaohdpkhenzzpl">
+      <w:hyperlink w:history="1" r:id="rIdxsmt4-m3e55nxtk573vur">
         <w:r>
           <w:rPr>
             <w:rFonts w:ascii="Arial" w:cs="Arial" w:eastAsia="Arial" w:hAnsi="Arial"/>

--- a/data/outputs/v2/Grade11/Biology/Lesson_Plans/SS1.4_Cell_Division/Biology_Cell_Division_SummaryTable.docx
+++ b/data/outputs/v2/Grade11/Biology/Lesson_Plans/SS1.4_Cell_Division/Biology_Cell_Division_SummaryTable.docx
@@ -2093,7 +2093,7 @@
         </w:rPr>
         <w:t xml:space="preserve">© 2026 SeaVuria and ARES. This work is licensed under a </w:t>
       </w:r>
-      <w:hyperlink w:history="1" r:id="rIdiazasrudzg3psid2vhh8h">
+      <w:hyperlink w:history="1" r:id="rIdrrjj96hd7zb7lo6ug3pgs">
         <w:r>
           <w:rPr>
             <w:rFonts w:ascii="Arial" w:cs="Arial" w:eastAsia="Arial" w:hAnsi="Arial"/>
@@ -2113,7 +2113,7 @@
         </w:rPr>
         <w:t xml:space="preserve"> (</w:t>
       </w:r>
-      <w:hyperlink w:history="1" r:id="rId1z1zvkosqhcxmj3nfw3yx">
+      <w:hyperlink w:history="1" r:id="rIdb5xwybw6cpx12oyazvajk">
         <w:r>
           <w:rPr>
             <w:rFonts w:ascii="Arial" w:cs="Arial" w:eastAsia="Arial" w:hAnsi="Arial"/>
@@ -2133,7 +2133,7 @@
         </w:rPr>
         <w:t xml:space="preserve">). To view a copy of this license, visit </w:t>
       </w:r>
-      <w:hyperlink w:history="1" r:id="rIdxsmt4-m3e55nxtk573vur">
+      <w:hyperlink w:history="1" r:id="rIdb2eonnw1bsypnizrjlah0">
         <w:r>
           <w:rPr>
             <w:rFonts w:ascii="Arial" w:cs="Arial" w:eastAsia="Arial" w:hAnsi="Arial"/>

--- a/data/outputs/v2/Grade11/Biology/Lesson_Plans/SS1.4_Cell_Division/Biology_Cell_Division_SummaryTable.docx
+++ b/data/outputs/v2/Grade11/Biology/Lesson_Plans/SS1.4_Cell_Division/Biology_Cell_Division_SummaryTable.docx
@@ -4,6 +4,7 @@
   <w:body>
     <w:p>
       <w:pPr>
+        <w:keepNext w:val="false"/>
         <w:spacing w:after="30" w:before="0"/>
         <w:jc w:val="center"/>
       </w:pPr>
@@ -23,6 +24,7 @@
     </w:p>
     <w:p>
       <w:pPr>
+        <w:keepNext w:val="false"/>
         <w:spacing w:after="60" w:before="0"/>
         <w:jc w:val="center"/>
       </w:pPr>
@@ -81,6 +83,7 @@
           </w:tcPr>
           <w:p>
             <w:pPr>
+              <w:keepNext w:val="false"/>
               <w:spacing w:after="40" w:before="0"/>
               <w:jc w:val="center"/>
             </w:pPr>
@@ -115,6 +118,7 @@
           </w:tcPr>
           <w:p>
             <w:pPr>
+              <w:keepNext w:val="false"/>
               <w:spacing w:after="40" w:before="0"/>
               <w:jc w:val="left"/>
             </w:pPr>
@@ -147,6 +151,7 @@
           </w:tcPr>
           <w:p>
             <w:pPr>
+              <w:keepNext w:val="false"/>
               <w:spacing w:after="40" w:before="0"/>
               <w:jc w:val="left"/>
             </w:pPr>
@@ -181,6 +186,7 @@
           </w:tcPr>
           <w:p>
             <w:pPr>
+              <w:keepNext w:val="false"/>
               <w:spacing w:after="40" w:before="0"/>
               <w:jc w:val="left"/>
             </w:pPr>
@@ -213,6 +219,7 @@
           </w:tcPr>
           <w:p>
             <w:pPr>
+              <w:keepNext w:val="false"/>
               <w:spacing w:after="40" w:before="0"/>
               <w:jc w:val="left"/>
             </w:pPr>
@@ -273,6 +280,7 @@
           </w:tcPr>
           <w:p>
             <w:pPr>
+              <w:keepNext w:val="false"/>
               <w:spacing w:after="40" w:before="0"/>
               <w:jc w:val="center"/>
             </w:pPr>
@@ -307,6 +315,7 @@
           </w:tcPr>
           <w:p>
             <w:pPr>
+              <w:keepNext w:val="false"/>
               <w:spacing w:after="40" w:before="0"/>
               <w:jc w:val="left"/>
             </w:pPr>
@@ -369,6 +378,7 @@
           </w:tcPr>
           <w:p>
             <w:pPr>
+              <w:keepNext w:val="false"/>
               <w:spacing w:after="40" w:before="0"/>
               <w:jc w:val="left"/>
             </w:pPr>
@@ -401,6 +411,7 @@
           </w:tcPr>
           <w:p>
             <w:pPr>
+              <w:keepNext w:val="false"/>
               <w:spacing w:after="40" w:before="0"/>
               <w:jc w:val="left"/>
             </w:pPr>
@@ -433,6 +444,7 @@
           </w:tcPr>
           <w:p>
             <w:pPr>
+              <w:keepNext w:val="false"/>
               <w:spacing w:after="40" w:before="0"/>
               <w:jc w:val="left"/>
             </w:pPr>
@@ -465,6 +477,7 @@
           </w:tcPr>
           <w:p>
             <w:pPr>
+              <w:keepNext w:val="false"/>
               <w:spacing w:after="40" w:before="0"/>
               <w:jc w:val="left"/>
             </w:pPr>
@@ -499,6 +512,7 @@
           </w:tcPr>
           <w:p>
             <w:pPr>
+              <w:keepNext w:val="false"/>
               <w:spacing w:after="40" w:before="0"/>
               <w:jc w:val="left"/>
             </w:pPr>
@@ -518,6 +532,7 @@
           </w:p>
           <w:p>
             <w:pPr>
+              <w:keepNext w:val="false"/>
               <w:spacing w:after="40" w:before="0"/>
               <w:jc w:val="left"/>
             </w:pPr>
@@ -550,6 +565,7 @@
           </w:tcPr>
           <w:p>
             <w:pPr>
+              <w:keepNext w:val="false"/>
               <w:spacing w:after="40" w:before="0"/>
               <w:jc w:val="left"/>
             </w:pPr>
@@ -582,6 +598,7 @@
           </w:tcPr>
           <w:p>
             <w:pPr>
+              <w:keepNext w:val="false"/>
               <w:spacing w:after="40" w:before="0"/>
               <w:jc w:val="left"/>
             </w:pPr>
@@ -614,6 +631,7 @@
           </w:tcPr>
           <w:p>
             <w:pPr>
+              <w:keepNext w:val="false"/>
               <w:spacing w:after="40" w:before="0"/>
               <w:jc w:val="left"/>
             </w:pPr>
@@ -648,6 +666,7 @@
           </w:tcPr>
           <w:p>
             <w:pPr>
+              <w:keepNext w:val="false"/>
               <w:spacing w:after="40" w:before="0"/>
               <w:jc w:val="left"/>
             </w:pPr>
@@ -667,6 +686,7 @@
           </w:p>
           <w:p>
             <w:pPr>
+              <w:keepNext w:val="false"/>
               <w:spacing w:after="40" w:before="0"/>
               <w:jc w:val="left"/>
             </w:pPr>
@@ -699,6 +719,7 @@
           </w:tcPr>
           <w:p>
             <w:pPr>
+              <w:keepNext w:val="false"/>
               <w:spacing w:after="40" w:before="0"/>
               <w:jc w:val="left"/>
             </w:pPr>
@@ -731,6 +752,7 @@
           </w:tcPr>
           <w:p>
             <w:pPr>
+              <w:keepNext w:val="false"/>
               <w:spacing w:after="40" w:before="0"/>
               <w:jc w:val="left"/>
             </w:pPr>
@@ -763,6 +785,7 @@
           </w:tcPr>
           <w:p>
             <w:pPr>
+              <w:keepNext w:val="false"/>
               <w:spacing w:after="40" w:before="0"/>
               <w:jc w:val="left"/>
             </w:pPr>
@@ -797,6 +820,7 @@
           </w:tcPr>
           <w:p>
             <w:pPr>
+              <w:keepNext w:val="false"/>
               <w:spacing w:after="40" w:before="0"/>
               <w:jc w:val="left"/>
             </w:pPr>
@@ -816,6 +840,7 @@
           </w:p>
           <w:p>
             <w:pPr>
+              <w:keepNext w:val="false"/>
               <w:spacing w:after="40" w:before="0"/>
               <w:jc w:val="left"/>
             </w:pPr>
@@ -848,6 +873,7 @@
           </w:tcPr>
           <w:p>
             <w:pPr>
+              <w:keepNext w:val="false"/>
               <w:spacing w:after="40" w:before="0"/>
               <w:jc w:val="left"/>
             </w:pPr>
@@ -880,6 +906,7 @@
           </w:tcPr>
           <w:p>
             <w:pPr>
+              <w:keepNext w:val="false"/>
               <w:spacing w:after="40" w:before="0"/>
               <w:jc w:val="left"/>
             </w:pPr>
@@ -912,6 +939,7 @@
           </w:tcPr>
           <w:p>
             <w:pPr>
+              <w:keepNext w:val="false"/>
               <w:spacing w:after="40" w:before="0"/>
               <w:jc w:val="left"/>
             </w:pPr>
@@ -946,6 +974,7 @@
           </w:tcPr>
           <w:p>
             <w:pPr>
+              <w:keepNext w:val="false"/>
               <w:spacing w:after="40" w:before="0"/>
               <w:jc w:val="left"/>
             </w:pPr>
@@ -965,6 +994,7 @@
           </w:p>
           <w:p>
             <w:pPr>
+              <w:keepNext w:val="false"/>
               <w:spacing w:after="40" w:before="0"/>
               <w:jc w:val="left"/>
             </w:pPr>
@@ -997,6 +1027,7 @@
           </w:tcPr>
           <w:p>
             <w:pPr>
+              <w:keepNext w:val="false"/>
               <w:spacing w:after="40" w:before="0"/>
               <w:jc w:val="left"/>
             </w:pPr>
@@ -1029,6 +1060,7 @@
           </w:tcPr>
           <w:p>
             <w:pPr>
+              <w:keepNext w:val="false"/>
               <w:spacing w:after="40" w:before="0"/>
               <w:jc w:val="left"/>
             </w:pPr>
@@ -1061,6 +1093,7 @@
           </w:tcPr>
           <w:p>
             <w:pPr>
+              <w:keepNext w:val="false"/>
               <w:spacing w:after="40" w:before="0"/>
               <w:jc w:val="left"/>
             </w:pPr>
@@ -1095,6 +1128,7 @@
           </w:tcPr>
           <w:p>
             <w:pPr>
+              <w:keepNext w:val="false"/>
               <w:spacing w:after="40" w:before="0"/>
               <w:jc w:val="left"/>
             </w:pPr>
@@ -1114,6 +1148,7 @@
           </w:p>
           <w:p>
             <w:pPr>
+              <w:keepNext w:val="false"/>
               <w:spacing w:after="40" w:before="0"/>
               <w:jc w:val="left"/>
             </w:pPr>
@@ -1146,6 +1181,7 @@
           </w:tcPr>
           <w:p>
             <w:pPr>
+              <w:keepNext w:val="false"/>
               <w:spacing w:after="40" w:before="0"/>
               <w:jc w:val="left"/>
             </w:pPr>
@@ -1178,6 +1214,7 @@
           </w:tcPr>
           <w:p>
             <w:pPr>
+              <w:keepNext w:val="false"/>
               <w:spacing w:after="40" w:before="0"/>
               <w:jc w:val="left"/>
             </w:pPr>
@@ -1210,6 +1247,7 @@
           </w:tcPr>
           <w:p>
             <w:pPr>
+              <w:keepNext w:val="false"/>
               <w:spacing w:after="40" w:before="0"/>
               <w:jc w:val="left"/>
             </w:pPr>
@@ -1244,6 +1282,7 @@
           </w:tcPr>
           <w:p>
             <w:pPr>
+              <w:keepNext w:val="false"/>
               <w:spacing w:after="40" w:before="0"/>
               <w:jc w:val="left"/>
             </w:pPr>
@@ -1263,6 +1302,7 @@
           </w:p>
           <w:p>
             <w:pPr>
+              <w:keepNext w:val="false"/>
               <w:spacing w:after="40" w:before="0"/>
               <w:jc w:val="left"/>
             </w:pPr>
@@ -1295,6 +1335,7 @@
           </w:tcPr>
           <w:p>
             <w:pPr>
+              <w:keepNext w:val="false"/>
               <w:spacing w:after="40" w:before="0"/>
               <w:jc w:val="left"/>
             </w:pPr>
@@ -1327,6 +1368,7 @@
           </w:tcPr>
           <w:p>
             <w:pPr>
+              <w:keepNext w:val="false"/>
               <w:spacing w:after="40" w:before="0"/>
               <w:jc w:val="left"/>
             </w:pPr>
@@ -1359,6 +1401,7 @@
           </w:tcPr>
           <w:p>
             <w:pPr>
+              <w:keepNext w:val="false"/>
               <w:spacing w:after="40" w:before="0"/>
               <w:jc w:val="left"/>
             </w:pPr>
@@ -1393,6 +1436,7 @@
           </w:tcPr>
           <w:p>
             <w:pPr>
+              <w:keepNext w:val="false"/>
               <w:spacing w:after="40" w:before="0"/>
               <w:jc w:val="left"/>
             </w:pPr>
@@ -1412,6 +1456,7 @@
           </w:p>
           <w:p>
             <w:pPr>
+              <w:keepNext w:val="false"/>
               <w:spacing w:after="40" w:before="0"/>
               <w:jc w:val="left"/>
             </w:pPr>
@@ -1444,6 +1489,7 @@
           </w:tcPr>
           <w:p>
             <w:pPr>
+              <w:keepNext w:val="false"/>
               <w:spacing w:after="40" w:before="0"/>
               <w:jc w:val="left"/>
             </w:pPr>
@@ -1476,6 +1522,7 @@
           </w:tcPr>
           <w:p>
             <w:pPr>
+              <w:keepNext w:val="false"/>
               <w:spacing w:after="40" w:before="0"/>
               <w:jc w:val="left"/>
             </w:pPr>
@@ -1508,6 +1555,7 @@
           </w:tcPr>
           <w:p>
             <w:pPr>
+              <w:keepNext w:val="false"/>
               <w:spacing w:after="40" w:before="0"/>
               <w:jc w:val="left"/>
             </w:pPr>
@@ -1542,6 +1590,7 @@
           </w:tcPr>
           <w:p>
             <w:pPr>
+              <w:keepNext w:val="false"/>
               <w:spacing w:after="40" w:before="0"/>
               <w:jc w:val="left"/>
             </w:pPr>
@@ -1561,6 +1610,7 @@
           </w:p>
           <w:p>
             <w:pPr>
+              <w:keepNext w:val="false"/>
               <w:spacing w:after="40" w:before="0"/>
               <w:jc w:val="left"/>
             </w:pPr>
@@ -1593,6 +1643,7 @@
           </w:tcPr>
           <w:p>
             <w:pPr>
+              <w:keepNext w:val="false"/>
               <w:spacing w:after="40" w:before="0"/>
               <w:jc w:val="left"/>
             </w:pPr>
@@ -1625,6 +1676,7 @@
           </w:tcPr>
           <w:p>
             <w:pPr>
+              <w:keepNext w:val="false"/>
               <w:spacing w:after="40" w:before="0"/>
               <w:jc w:val="left"/>
             </w:pPr>
@@ -1657,6 +1709,7 @@
           </w:tcPr>
           <w:p>
             <w:pPr>
+              <w:keepNext w:val="false"/>
               <w:spacing w:after="40" w:before="0"/>
               <w:jc w:val="left"/>
             </w:pPr>
@@ -1691,6 +1744,7 @@
           </w:tcPr>
           <w:p>
             <w:pPr>
+              <w:keepNext w:val="false"/>
               <w:spacing w:after="40" w:before="0"/>
               <w:jc w:val="left"/>
             </w:pPr>
@@ -1710,6 +1764,7 @@
           </w:p>
           <w:p>
             <w:pPr>
+              <w:keepNext w:val="false"/>
               <w:spacing w:after="40" w:before="0"/>
               <w:jc w:val="left"/>
             </w:pPr>
@@ -1742,6 +1797,7 @@
           </w:tcPr>
           <w:p>
             <w:pPr>
+              <w:keepNext w:val="false"/>
               <w:spacing w:after="40" w:before="0"/>
               <w:jc w:val="left"/>
             </w:pPr>
@@ -1774,6 +1830,7 @@
           </w:tcPr>
           <w:p>
             <w:pPr>
+              <w:keepNext w:val="false"/>
               <w:spacing w:after="40" w:before="0"/>
               <w:jc w:val="left"/>
             </w:pPr>
@@ -1806,6 +1863,7 @@
           </w:tcPr>
           <w:p>
             <w:pPr>
+              <w:keepNext w:val="false"/>
               <w:spacing w:after="40" w:before="0"/>
               <w:jc w:val="left"/>
             </w:pPr>
@@ -1840,6 +1898,7 @@
           </w:tcPr>
           <w:p>
             <w:pPr>
+              <w:keepNext w:val="false"/>
               <w:spacing w:after="40" w:before="0"/>
               <w:jc w:val="left"/>
             </w:pPr>
@@ -1859,6 +1918,7 @@
           </w:p>
           <w:p>
             <w:pPr>
+              <w:keepNext w:val="false"/>
               <w:spacing w:after="40" w:before="0"/>
               <w:jc w:val="left"/>
             </w:pPr>
@@ -1891,6 +1951,7 @@
           </w:tcPr>
           <w:p>
             <w:pPr>
+              <w:keepNext w:val="false"/>
               <w:spacing w:after="40" w:before="0"/>
               <w:jc w:val="left"/>
             </w:pPr>
@@ -1923,6 +1984,7 @@
           </w:tcPr>
           <w:p>
             <w:pPr>
+              <w:keepNext w:val="false"/>
               <w:spacing w:after="40" w:before="0"/>
               <w:jc w:val="left"/>
             </w:pPr>
@@ -1955,6 +2017,7 @@
           </w:tcPr>
           <w:p>
             <w:pPr>
+              <w:keepNext w:val="false"/>
               <w:spacing w:after="40" w:before="0"/>
               <w:jc w:val="left"/>
             </w:pPr>
@@ -2093,7 +2156,7 @@
         </w:rPr>
         <w:t xml:space="preserve">© 2026 SeaVuria and ARES. This work is licensed under a </w:t>
       </w:r>
-      <w:hyperlink w:history="1" r:id="rIdrrjj96hd7zb7lo6ug3pgs">
+      <w:hyperlink w:history="1" r:id="rIdsqbzg2dkcelujsahyelvp">
         <w:r>
           <w:rPr>
             <w:rFonts w:ascii="Arial" w:cs="Arial" w:eastAsia="Arial" w:hAnsi="Arial"/>
@@ -2113,7 +2176,7 @@
         </w:rPr>
         <w:t xml:space="preserve"> (</w:t>
       </w:r>
-      <w:hyperlink w:history="1" r:id="rIdb5xwybw6cpx12oyazvajk">
+      <w:hyperlink w:history="1" r:id="rId8ei-fg-f3clo89hoimc2v">
         <w:r>
           <w:rPr>
             <w:rFonts w:ascii="Arial" w:cs="Arial" w:eastAsia="Arial" w:hAnsi="Arial"/>
@@ -2133,7 +2196,7 @@
         </w:rPr>
         <w:t xml:space="preserve">). To view a copy of this license, visit </w:t>
       </w:r>
-      <w:hyperlink w:history="1" r:id="rIdb2eonnw1bsypnizrjlah0">
+      <w:hyperlink w:history="1" r:id="rId3flyl1cipdw00vw3imnau">
         <w:r>
           <w:rPr>
             <w:rFonts w:ascii="Arial" w:cs="Arial" w:eastAsia="Arial" w:hAnsi="Arial"/>

--- a/data/outputs/v2/Grade11/Biology/Lesson_Plans/SS1.4_Cell_Division/Biology_Cell_Division_SummaryTable.docx
+++ b/data/outputs/v2/Grade11/Biology/Lesson_Plans/SS1.4_Cell_Division/Biology_Cell_Division_SummaryTable.docx
@@ -2156,7 +2156,7 @@
         </w:rPr>
         <w:t xml:space="preserve">© 2026 SeaVuria and ARES. This work is licensed under a </w:t>
       </w:r>
-      <w:hyperlink w:history="1" r:id="rIdsqbzg2dkcelujsahyelvp">
+      <w:hyperlink w:history="1" r:id="rId5vy2ixneogcl7wyxfklba">
         <w:r>
           <w:rPr>
             <w:rFonts w:ascii="Arial" w:cs="Arial" w:eastAsia="Arial" w:hAnsi="Arial"/>
@@ -2176,7 +2176,7 @@
         </w:rPr>
         <w:t xml:space="preserve"> (</w:t>
       </w:r>
-      <w:hyperlink w:history="1" r:id="rId8ei-fg-f3clo89hoimc2v">
+      <w:hyperlink w:history="1" r:id="rId4innbu3c6qcqanbbgheux">
         <w:r>
           <w:rPr>
             <w:rFonts w:ascii="Arial" w:cs="Arial" w:eastAsia="Arial" w:hAnsi="Arial"/>
@@ -2196,7 +2196,7 @@
         </w:rPr>
         <w:t xml:space="preserve">). To view a copy of this license, visit </w:t>
       </w:r>
-      <w:hyperlink w:history="1" r:id="rId3flyl1cipdw00vw3imnau">
+      <w:hyperlink w:history="1" r:id="rIdug3ydmujyvweiq8hl8rex">
         <w:r>
           <w:rPr>
             <w:rFonts w:ascii="Arial" w:cs="Arial" w:eastAsia="Arial" w:hAnsi="Arial"/>
